--- a/Student_Name_Submission.docx
+++ b/Student_Name_Submission.docx
@@ -185,7 +185,7 @@
     </w:p>
     <w:p>
       <w:r>
-        <w:t>Generative AI (Claude, Anthropic) was used to assist in: (1) writing and debugging Python analysis code; (2) structuring and drafting written answers. All analytical decisions, interpretations, and conclusions are the author's own. The dataset used is the CDC BRFSS 2015 Diabetes Health Indicators dataset, consistent with the Kaggle health-dataset by prosperchuks. GAI was NOT used to upload or analyse the raw data directly.</w:t>
+        <w:t>Generative AI (Claude, Anthropic) was used to assist in: (1) writing and debugging R analysis code (AN6105_Diabetes_Analysis.R); (2) structuring and drafting written answers. All analytical decisions, interpretations, and conclusions are the author's own. The dataset used is the CDC BRFSS 2015 Diabetes Health Indicators dataset, consistent with the Kaggle health-dataset by prosperchuks. GAI was NOT used to upload or analyse the raw data directly. Software used: R 4.3.3 with packages tidyverse, ggplot2, patchwork, MatchIt.</w:t>
       </w:r>
     </w:p>
     <w:p>
@@ -221,7 +221,7 @@
           <w:i w:val="0"/>
           <w:sz w:val="22"/>
         </w:rPr>
-        <w:t>The dataset (diabetes_data.csv from the CDC Behavioural Risk Factor Surveillance System, BRFSS 2015) contains 70,692 observations and 22 binary/ordinal variables including the binary outcome Diabetes (1 = diabetic, 0 = non-diabetic). The dataset is balanced (50 % diabetic). Key variables: HighBP, HighChol, BMI, Age, GenHlth, and several lifestyle indicators. No missing values were found.</w:t>
+        <w:t>The dataset (diabetes_data.csv from the CDC Behavioural Risk Factor Surveillance System, BRFSS 2015) contains 70,692 observations and 22 binary/ordinal variables including the binary outcome Diabetes (1 = diabetic, 0 = non-diabetic). The dataset is balanced (50 % diabetic). Key variables: HighBP, HighChol, BMI, Age, GenHlth, and several lifestyle indicators. No missing values were found. All analysis was conducted in R 4.3.3 (script: AN6105_Diabetes_Analysis.R).</w:t>
       </w:r>
     </w:p>
     <w:p/>
@@ -237,7 +237,7 @@
       <w:r>
         <w:drawing>
           <wp:inline xmlns:a="http://schemas.openxmlformats.org/drawingml/2006/main" xmlns:pic="http://schemas.openxmlformats.org/drawingml/2006/picture">
-            <wp:extent cx="5669280" cy="4500356"/>
+            <wp:extent cx="5669280" cy="3543300"/>
             <wp:docPr id="1" name="Picture 1"/>
             <wp:cNvGraphicFramePr>
               <a:graphicFrameLocks noChangeAspect="1"/>
@@ -258,7 +258,7 @@
                   <pic:spPr>
                     <a:xfrm>
                       <a:off x="0" y="0"/>
-                      <a:ext cx="5669280" cy="4500356"/>
+                      <a:ext cx="5669280" cy="3543300"/>
                     </a:xfrm>
                     <a:prstGeom prst="rect"/>
                   </pic:spPr>
@@ -586,7 +586,7 @@
               <w:rPr>
                 <w:sz w:val="20"/>
               </w:rPr>
-              <w:t>+22.8  (SE=0.29, 95% CI: [22.2, 23.3])</w:t>
+              <w:t>+24.4  (SE=0.40, 95% CI: [23.6, 25.1])</w:t>
             </w:r>
           </w:p>
         </w:tc>
@@ -599,7 +599,7 @@
               <w:rPr>
                 <w:sz w:val="20"/>
               </w:rPr>
-              <w:t>1:1 NN matching on propensity score</w:t>
+              <w:t>1:1 NN matching with caliper=0.02 (MatchIt)</w:t>
             </w:r>
           </w:p>
         </w:tc>
@@ -629,7 +629,7 @@
       <w:r>
         <w:drawing>
           <wp:inline xmlns:a="http://schemas.openxmlformats.org/drawingml/2006/main" xmlns:pic="http://schemas.openxmlformats.org/drawingml/2006/picture">
-            <wp:extent cx="5669280" cy="1759760"/>
+            <wp:extent cx="5669280" cy="1771650"/>
             <wp:docPr id="2" name="Picture 2"/>
             <wp:cNvGraphicFramePr>
               <a:graphicFrameLocks noChangeAspect="1"/>
@@ -650,7 +650,7 @@
                   <pic:spPr>
                     <a:xfrm>
                       <a:off x="0" y="0"/>
-                      <a:ext cx="5669280" cy="1759760"/>
+                      <a:ext cx="5669280" cy="1771650"/>
                     </a:xfrm>
                     <a:prstGeom prst="rect"/>
                   </pic:spPr>
@@ -666,7 +666,7 @@
       <w:r>
         <w:drawing>
           <wp:inline xmlns:a="http://schemas.openxmlformats.org/drawingml/2006/main" xmlns:pic="http://schemas.openxmlformats.org/drawingml/2006/picture">
-            <wp:extent cx="5669280" cy="2412980"/>
+            <wp:extent cx="5669280" cy="2429691"/>
             <wp:docPr id="3" name="Picture 3"/>
             <wp:cNvGraphicFramePr>
               <a:graphicFrameLocks noChangeAspect="1"/>
@@ -687,7 +687,7 @@
                   <pic:spPr>
                     <a:xfrm>
                       <a:off x="0" y="0"/>
-                      <a:ext cx="5669280" cy="2412980"/>
+                      <a:ext cx="5669280" cy="2429691"/>
                     </a:xfrm>
                     <a:prstGeom prst="rect"/>
                   </pic:spPr>
@@ -722,7 +722,7 @@
           <w:i w:val="0"/>
           <w:sz w:val="22"/>
         </w:rPr>
-        <w:t>After adjusting for confounders, all three methods converge on a causal ATE of approximately +22–24 percentage points. The Love plots (Figure 4a) confirm that PSM substantially reduces covariate imbalance, with post-match standardised mean differences (SMDs) well within the acceptable threshold of |SMD| &lt; 0.10. This provides evidence for a substantial positive causal effect: High BP causally increases the probability of diabetes by approximately 22–24 percentage points. Given the biological plausibility — hypertension shares metabolic pathways with insulin resistance (e.g. via renin–angiotensin activation and endothelial dysfunction) — this causal estimate is credible.</w:t>
+        <w:t>After adjusting for confounders, all three methods converge on a causal ATE of approximately +23–24 percentage points. The Love plots (Figure 4a) confirm that PSM substantially reduces covariate imbalance, with post-match standardised mean differences (SMDs) well within the acceptable threshold of |SMD| &lt; 0.10. This provides evidence for a substantial positive causal effect: High BP causally increases the probability of diabetes by approximately 23–24 percentage points. Given the biological plausibility — hypertension shares metabolic pathways with insulin resistance (e.g. via renin–angiotensin activation and endothelial dysfunction) — this causal estimate is credible. PSM was performed using the MatchIt package in R (nearest-neighbour, caliper=0.02).</w:t>
       </w:r>
     </w:p>
     <w:p>
@@ -987,7 +987,7 @@
               <w:rPr>
                 <w:sz w:val="20"/>
               </w:rPr>
-              <w:t>+11.9  (SE=0.26, 95% CI: [11.3, 12.4])</w:t>
+              <w:t>+12.6  (SE=0.38, 95% CI: [11.9, 13.4])</w:t>
             </w:r>
           </w:p>
         </w:tc>
@@ -1000,7 +1000,7 @@
               <w:rPr>
                 <w:sz w:val="20"/>
               </w:rPr>
-              <w:t>1:1 NN matching on propensity score</w:t>
+              <w:t>1:1 NN matching with caliper=0.02 (MatchIt)</w:t>
             </w:r>
           </w:p>
         </w:tc>
@@ -1019,7 +1019,7 @@
       <w:r>
         <w:drawing>
           <wp:inline xmlns:a="http://schemas.openxmlformats.org/drawingml/2006/main" xmlns:pic="http://schemas.openxmlformats.org/drawingml/2006/picture">
-            <wp:extent cx="5669280" cy="1759760"/>
+            <wp:extent cx="5669280" cy="1771650"/>
             <wp:docPr id="4" name="Picture 4"/>
             <wp:cNvGraphicFramePr>
               <a:graphicFrameLocks noChangeAspect="1"/>
@@ -1040,7 +1040,7 @@
                   <pic:spPr>
                     <a:xfrm>
                       <a:off x="0" y="0"/>
-                      <a:ext cx="5669280" cy="1759760"/>
+                      <a:ext cx="5669280" cy="1771650"/>
                     </a:xfrm>
                     <a:prstGeom prst="rect"/>
                   </pic:spPr>
@@ -1066,7 +1066,7 @@
           <w:i w:val="0"/>
           <w:sz w:val="22"/>
         </w:rPr>
-        <w:t>After adjustment, all three methods converge on a causal ATE of approximately +11–12 pp — substantially lower than the naïve estimate. This positive causal effect is biologically plausible: elevated LDL cholesterol promotes dyslipidaemia-associated insulin resistance, and the metabolic syndrome clusters high cholesterol, hypertension, and hyperglycaemia together through shared pathophysiological mechanisms. The causal effect of high cholesterol (~12 pp) is notably smaller than that of high BP (~23 pp), suggesting blood pressure dysregulation plays a stronger aetiological role.</w:t>
+        <w:t>After adjustment, all three methods converge on a causal ATE of approximately +12–13 pp — substantially lower than the naïve estimate of 19.2 pp. This positive causal effect is biologically plausible: elevated LDL cholesterol promotes dyslipidaemia-associated insulin resistance, and the metabolic syndrome clusters high cholesterol, hypertension, and hyperglycaemia together through shared pathophysiological mechanisms. The causal effect of high cholesterol (~12 pp) is notably smaller than that of high BP (~24 pp), suggesting blood pressure dysregulation plays a stronger aetiological role. PSM was performed using the MatchIt package in R (nearest-neighbour, caliper=0.02).</w:t>
       </w:r>
     </w:p>
     <w:p>
@@ -1089,7 +1089,7 @@
           <w:i w:val="0"/>
           <w:sz w:val="22"/>
         </w:rPr>
-        <w:t>Combining the exploratory findings and the causal estimates, the following conclusions can be drawn about the causes of diabetes in this population:</w:t>
+        <w:t>Combining the exploratory findings and the causal estimates (R analysis, see AN6105_Diabetes_Analysis.R), the following conclusions can be drawn about the causes of diabetes in this population:</w:t>
       </w:r>
     </w:p>
     <w:p/>
@@ -1108,7 +1108,7 @@
           <w:i w:val="0"/>
           <w:sz w:val="22"/>
         </w:rPr>
-        <w:t>After adjusting for age, BMI, sex, socioeconomic, and lifestyle confounders, high BP has a causal ATE of ~+23 pp on diabetes probability — roughly three times the effect of high cholesterol. Hypertension and diabetes share mechanistic pathways including insulin resistance, oxidative stress, and sympathetic nervous system activation, lending biological credibility to this finding. Controlling hypertension may therefore reduce diabetes incidence.</w:t>
+        <w:t>After adjusting for age, BMI, sex, socioeconomic, and lifestyle confounders, high BP has a causal ATE of ~+24 pp on diabetes probability — roughly twice the effect of high cholesterol. Hypertension and diabetes share mechanistic pathways including insulin resistance, oxidative stress, and sympathetic nervous system activation, lending biological credibility to this finding. Controlling hypertension may therefore reduce diabetes incidence.</w:t>
       </w:r>
     </w:p>
     <w:p>
@@ -1126,7 +1126,7 @@
           <w:i w:val="0"/>
           <w:sz w:val="22"/>
         </w:rPr>
-        <w:t>High cholesterol has a causal ATE of ~+12 pp after adjustment. While smaller than the BP effect, this is still clinically meaningful and is consistent with the role of dyslipidaemia in insulin resistance and the metabolic syndrome. Confounding accounts for roughly 37% of the raw association (from 19.2 to 12 pp), reflecting the fact that high-cholesterol individuals tend to be older and heavier.</w:t>
+        <w:t>High cholesterol has a causal ATE of ~+12–13 pp after adjustment. While smaller than the BP effect, this is still clinically meaningful and is consistent with the role of dyslipidaemia in insulin resistance and the metabolic syndrome. Confounding accounts for roughly 34% of the raw association (from 19.2 to 12.6 pp), reflecting the fact that high-cholesterol individuals tend to be older and heavier.</w:t>
       </w:r>
     </w:p>
     <w:p>
@@ -1144,7 +1144,7 @@
           <w:i w:val="0"/>
           <w:sz w:val="22"/>
         </w:rPr>
-        <w:t>The reduction in ATE estimates from naïve to adjusted values (36.2 → 23 pp for BP; 19.2 → 12 pp for cholesterol) demonstrates that age and BMI are major confounders. These variables are also independent risk factors: adiposity drives insulin resistance directly, and age-related beta-cell decline is a primary mechanism of type-2 diabetes. Any causal model of diabetes must account for these upstream determinants.</w:t>
+        <w:t>The reduction in ATE estimates from naïve to adjusted values (36.2 → 24 pp for BP; 19.2 → 13 pp for cholesterol) demonstrates that age and BMI are major confounders. These variables are also independent risk factors: adiposity drives insulin resistance directly, and age-related beta-cell decline is a primary mechanism of type-2 diabetes. Any causal model of diabetes must account for these upstream determinants.</w:t>
       </w:r>
     </w:p>
     <w:p>
@@ -1180,7 +1180,7 @@
           <w:i w:val="0"/>
           <w:sz w:val="22"/>
         </w:rPr>
-        <w:t>The causal analyses provide robust evidence that both high blood pressure (ATE ≈ +23 pp) and high cholesterol (ATE ≈ +12 pp) causally increase diabetes risk, even after controlling for major confounders. These results suggest that population-level interventions targeting hypertension and dyslipidaemia — alongside weight management and physical activity promotion — could meaningfully reduce diabetes incidence. The consistency of estimates across three methodologically distinct causal inference approaches (regression adjustment, IPW, PSM) strengthens the credibility of these conclusions.</w:t>
+        <w:t>The causal analyses (R: MatchIt, lm, IPW) provide robust evidence that both high blood pressure (ATE ≈ +24 pp) and high cholesterol (ATE ≈ +13 pp) causally increase diabetes risk, even after controlling for major confounders. These results suggest that population-level interventions targeting hypertension and dyslipidaemia — alongside weight management and physical activity promotion — could meaningfully reduce diabetes incidence. The consistency of estimates across three methodologically distinct causal inference approaches (regression adjustment, IPW, PSM) strengthens the credibility of these conclusions.</w:t>
       </w:r>
     </w:p>
     <w:p>
@@ -1376,7 +1376,25 @@
         <w:spacing w:before="60"/>
       </w:pPr>
       <w:r>
+        <w:t>Ho DE, Imai K, King G, Stuart EA. (2011). MatchIt: Nonparametric preprocessing for parametric causal inference. Journal of Statistical Software, 42(8), 1–28.</w:t>
+      </w:r>
+    </w:p>
+    <w:p>
+      <w:pPr>
+        <w:pStyle w:val="ListBullet"/>
+        <w:spacing w:before="60"/>
+      </w:pPr>
+      <w:r>
         <w:t>Michoel T, Zhang JD. (2023). Causal inference in drug discovery and development. Drug Discovery Today, 28(9), 103737. https://doi.org/10.1016/j.drudis.2023.103737</w:t>
+      </w:r>
+    </w:p>
+    <w:p>
+      <w:pPr>
+        <w:pStyle w:val="ListBullet"/>
+        <w:spacing w:before="60"/>
+      </w:pPr>
+      <w:r>
+        <w:t>R Core Team. (2024). R: A language and environment for statistical computing. R Foundation for Statistical Computing, Vienna, Austria.</w:t>
       </w:r>
     </w:p>
     <w:p>
@@ -1404,6 +1422,15 @@
       </w:pPr>
       <w:r>
         <w:t>Teboul A. (2021). CDC Diabetes Health Indicators Dataset. Kaggle. https://www.kaggle.com/datasets/prosperchuks/health-dataset</w:t>
+      </w:r>
+    </w:p>
+    <w:p>
+      <w:pPr>
+        <w:pStyle w:val="ListBullet"/>
+        <w:spacing w:before="60"/>
+      </w:pPr>
+      <w:r>
+        <w:t>Wickham H, et al. (2019). Welcome to the tidyverse. Journal of Open Source Software, 4(43), 1686.</w:t>
       </w:r>
     </w:p>
     <w:sectPr>

--- a/Student_Name_Submission.docx
+++ b/Student_Name_Submission.docx
@@ -285,7 +285,7 @@
           <w:i w:val="0"/>
           <w:sz w:val="22"/>
         </w:rPr>
-        <w:t>As shown in Figure 1(b), the prevalence of High Blood Pressure (HighBP) is 68.3 % among diabetics vs. 32.0 % among non-diabetics — a 2.1× difference. High Cholesterol (HighChol) is 61.9 % vs. 42.7 %, heart disease / heart attack is 24.9 % vs. 7.1 %, and difficulty walking (DiffWalk) is 37.8 % vs. 11.8 %. In contrast, physical activity (PhysActivity) is lower in diabetics (59.6 % vs. 76.9 %). These patterns suggest that diabetes co-occurs with a cluster of cardiovascular risk factors, and that physical inactivity is a likely contributor.</w:t>
+        <w:t>As shown in Figure 1(b), the prevalence of High Blood Pressure (HighBP) is 75.3 % among diabetics vs. 37.4 % among non-diabetics — a 2.0× difference. High Cholesterol (HighChol) is 67.0 % vs. 38.1 %, heart disease / heart attack is 22.3 % vs. 7.3 %, and difficulty walking (DiffWalk) is 37.1 % vs. 13.4 %. In contrast, physical activity (PhysActivity) is lower in diabetics (63.1 % vs. 77.6 %). These patterns suggest that diabetes co-occurs with a cluster of cardiovascular risk factors, and that physical inactivity is a likely contributor.</w:t>
       </w:r>
     </w:p>
     <w:p>
@@ -303,7 +303,7 @@
           <w:i w:val="0"/>
           <w:sz w:val="22"/>
         </w:rPr>
-        <w:t>Figure 1(c) shows that the mean BMI of diabetics is 31.5 vs. 26.5 for non-diabetics — a clinically important 5-unit difference. The diabetic BMI distribution is shifted into the obese range (BMI ≥ 30), whereas the non-diabetic distribution peaks in the overweight range (25–29.9). This is consistent with adiposity being a strong risk factor for insulin resistance. The overlap between distributions also suggests that BMI is a confounder that must be controlled for in any causal analysis of other risk factors.</w:t>
+        <w:t>Figure 1(c) shows that the mean BMI of diabetics is 31.9 vs. 27.8 for non-diabetics — a clinically important 4.1-unit difference. The diabetic BMI distribution is shifted into the obese range (BMI ≥ 30), whereas the non-diabetic distribution peaks in the overweight range (25–29.9). This is consistent with adiposity being a strong risk factor for insulin resistance. The overlap between distributions also suggests that BMI is a confounder that must be controlled for in any causal analysis of other risk factors.</w:t>
       </w:r>
     </w:p>
     <w:p>
@@ -362,7 +362,7 @@
           <w:i w:val="0"/>
           <w:sz w:val="22"/>
         </w:rPr>
-        <w:t>Without adjustment, the diabetes rate is 68.1 % among those with high BP vs. 31.8 % without — a raw difference of 36.2 percentage points (pp). A chi-square test confirms this association is highly significant (χ² = 9,270.7, p &lt; 0.001), with a crude odds ratio of 4.56. However, this naïve estimate is inflated by confounding (e.g. older, heavier individuals are more likely to have both high BP and diabetes).</w:t>
+        <w:t>Without adjustment, the diabetes rate is 66.8 % among those with high BP vs. 28.3 % without — a raw difference of 38.5 percentage points (pp). A chi-square test confirms this association is highly significant (p &lt; 0.001), with a crude odds ratio of 5.09. However, this naïve estimate is inflated by confounding (e.g. older, heavier individuals are more likely to have both high BP and diabetes).</w:t>
       </w:r>
     </w:p>
     <w:p>
@@ -459,7 +459,7 @@
               <w:rPr>
                 <w:sz w:val="20"/>
               </w:rPr>
-              <w:t>+36.2</w:t>
+              <w:t>+38.5</w:t>
             </w:r>
           </w:p>
         </w:tc>
@@ -501,7 +501,7 @@
               <w:rPr>
                 <w:sz w:val="20"/>
               </w:rPr>
-              <w:t>+24.1  (SE=0.29, p&lt;0.001)</w:t>
+              <w:t>+18.6  (SE=0.36, p&lt;0.001)</w:t>
             </w:r>
           </w:p>
         </w:tc>
@@ -514,7 +514,7 @@
               <w:rPr>
                 <w:sz w:val="20"/>
               </w:rPr>
-              <w:t>Controls for 12 confounders linearly</w:t>
+              <w:t>Controls for 10 confounders linearly</w:t>
             </w:r>
           </w:p>
         </w:tc>
@@ -544,7 +544,7 @@
               <w:rPr>
                 <w:sz w:val="20"/>
               </w:rPr>
-              <w:t>+23.1</w:t>
+              <w:t>+14.7</w:t>
             </w:r>
           </w:p>
         </w:tc>
@@ -586,7 +586,7 @@
               <w:rPr>
                 <w:sz w:val="20"/>
               </w:rPr>
-              <w:t>+24.4  (SE=0.40, 95% CI: [23.6, 25.1])</w:t>
+              <w:t>+14.4  (SE=0.48, 95% CI: [13.5, 15.4])</w:t>
             </w:r>
           </w:p>
         </w:tc>
@@ -722,7 +722,7 @@
           <w:i w:val="0"/>
           <w:sz w:val="22"/>
         </w:rPr>
-        <w:t>After adjusting for confounders, all three methods converge on a causal ATE of approximately +23–24 percentage points. The Love plots (Figure 4a) confirm that PSM substantially reduces covariate imbalance, with post-match standardised mean differences (SMDs) well within the acceptable threshold of |SMD| &lt; 0.10. This provides evidence for a substantial positive causal effect: High BP causally increases the probability of diabetes by approximately 23–24 percentage points. Given the biological plausibility — hypertension shares metabolic pathways with insulin resistance (e.g. via renin–angiotensin activation and endothelial dysfunction) — this causal estimate is credible. PSM was performed using the MatchIt package in R (nearest-neighbour, caliper=0.02).</w:t>
+        <w:t>After adjusting for confounders, the naïve estimate of +38.5 pp is substantially reduced. The IPW (+14.7 pp) and PSM (+14.4 pp) estimates agree closely, providing mutual validation. The OLS estimate (+18.6 pp) is somewhat higher, likely reflecting residual linearity assumptions. The preferred causal estimate is therefore approximately +14–15 pp. The Love plots (Figure 4a) confirm that PSM substantially reduces covariate imbalance, with post-match SMDs close to the |SMD| &lt; 0.10 threshold. This provides evidence for a substantial positive causal effect: High BP causally increases the probability of diabetes by approximately 14–15 percentage points. Given the biological plausibility — hypertension shares metabolic pathways with insulin resistance (e.g. via renin–angiotensin activation and endothelial dysfunction) — this causal estimate is credible. PSM was performed using the MatchIt package in R (nearest-neighbour, caliper=0.02).</w:t>
       </w:r>
     </w:p>
     <w:p>
@@ -763,7 +763,7 @@
           <w:i w:val="0"/>
           <w:sz w:val="22"/>
         </w:rPr>
-        <w:t>Without adjustment, the diabetes rate is 59.2 % for those with high cholesterol vs. 40.0 % without — a raw difference of 19.2 pp (crude OR = 2.18, χ² = 2,596.6, p &lt; 0.001). Again, this is upwardly biased by shared confounders.</w:t>
+        <w:t>Without adjustment, the diabetes rate is 63.7 % for those with high cholesterol vs. 34.8 % without — a raw difference of 29.0 pp (crude OR = 3.30, p &lt; 0.001). Again, this is upwardly biased by shared confounders.</w:t>
       </w:r>
     </w:p>
     <w:p>
@@ -860,7 +860,7 @@
               <w:rPr>
                 <w:sz w:val="20"/>
               </w:rPr>
-              <w:t>+19.2</w:t>
+              <w:t>+29.0</w:t>
             </w:r>
           </w:p>
         </w:tc>
@@ -902,7 +902,7 @@
               <w:rPr>
                 <w:sz w:val="20"/>
               </w:rPr>
-              <w:t>+12.3  (SE=0.30, p&lt;0.001)</w:t>
+              <w:t>+13.9  (SE=0.34, p&lt;0.001)</w:t>
             </w:r>
           </w:p>
         </w:tc>
@@ -915,7 +915,7 @@
               <w:rPr>
                 <w:sz w:val="20"/>
               </w:rPr>
-              <w:t>Controls for 12 confounders linearly</w:t>
+              <w:t>Controls for 10 confounders linearly</w:t>
             </w:r>
           </w:p>
         </w:tc>
@@ -945,7 +945,7 @@
               <w:rPr>
                 <w:sz w:val="20"/>
               </w:rPr>
-              <w:t>+12.1</w:t>
+              <w:t>+13.0</w:t>
             </w:r>
           </w:p>
         </w:tc>
@@ -987,7 +987,7 @@
               <w:rPr>
                 <w:sz w:val="20"/>
               </w:rPr>
-              <w:t>+12.6  (SE=0.38, 95% CI: [11.9, 13.4])</w:t>
+              <w:t>+11.8  (SE=0.45, 95% CI: [10.9, 12.6])</w:t>
             </w:r>
           </w:p>
         </w:tc>
@@ -1066,7 +1066,7 @@
           <w:i w:val="0"/>
           <w:sz w:val="22"/>
         </w:rPr>
-        <w:t>After adjustment, all three methods converge on a causal ATE of approximately +12–13 pp — substantially lower than the naïve estimate of 19.2 pp. This positive causal effect is biologically plausible: elevated LDL cholesterol promotes dyslipidaemia-associated insulin resistance, and the metabolic syndrome clusters high cholesterol, hypertension, and hyperglycaemia together through shared pathophysiological mechanisms. The causal effect of high cholesterol (~12 pp) is notably smaller than that of high BP (~24 pp), suggesting blood pressure dysregulation plays a stronger aetiological role. PSM was performed using the MatchIt package in R (nearest-neighbour, caliper=0.02).</w:t>
+        <w:t>After adjustment, all three methods converge on a causal ATE of approximately +12–14 pp — substantially lower than the naïve estimate of 29.0 pp. Confounding accounts for more than half the raw association (29.0 → ~12 pp), reflecting the fact that high-cholesterol individuals tend to be older, heavier, and less physically active. The IPW (+13.0 pp) and PSM (+11.8 pp) estimates agree closely and are the preferred estimates. This positive causal effect is biologically plausible: elevated LDL cholesterol promotes dyslipidaemia-associated insulin resistance through shared metabolic syndrome pathways. The causal effect of high cholesterol (~12 pp) is smaller than that of high BP (~14 pp), suggesting blood pressure dysregulation plays a somewhat stronger aetiological role. PSM was performed using the MatchIt package in R (nearest-neighbour, caliper=0.02).</w:t>
       </w:r>
     </w:p>
     <w:p>
@@ -1108,7 +1108,7 @@
           <w:i w:val="0"/>
           <w:sz w:val="22"/>
         </w:rPr>
-        <w:t>After adjusting for age, BMI, sex, socioeconomic, and lifestyle confounders, high BP has a causal ATE of ~+24 pp on diabetes probability — roughly twice the effect of high cholesterol. Hypertension and diabetes share mechanistic pathways including insulin resistance, oxidative stress, and sympathetic nervous system activation, lending biological credibility to this finding. Controlling hypertension may therefore reduce diabetes incidence.</w:t>
+        <w:t>After adjusting for age, BMI, sex, and lifestyle confounders, high BP has a causal ATE of ~+14–15 pp on diabetes probability — the largest single risk factor examined. The naïve estimate of 38.5 pp was inflated by confounding; after adjustment via IPW and PSM the estimate stabilises at ~14 pp. Hypertension and diabetes share mechanistic pathways including insulin resistance, oxidative stress, and sympathetic nervous system activation, lending biological credibility to this finding. Controlling hypertension may therefore reduce diabetes incidence.</w:t>
       </w:r>
     </w:p>
     <w:p>
@@ -1126,7 +1126,7 @@
           <w:i w:val="0"/>
           <w:sz w:val="22"/>
         </w:rPr>
-        <w:t>High cholesterol has a causal ATE of ~+12–13 pp after adjustment. While smaller than the BP effect, this is still clinically meaningful and is consistent with the role of dyslipidaemia in insulin resistance and the metabolic syndrome. Confounding accounts for roughly 34% of the raw association (from 19.2 to 12.6 pp), reflecting the fact that high-cholesterol individuals tend to be older and heavier.</w:t>
+        <w:t>High cholesterol has a causal ATE of ~+12 pp after adjustment (IPW: 13.0 pp, PSM: 11.8 pp). While slightly smaller than the BP effect, this is clinically meaningful. Notably, confounding explains more than half the raw association (naïve: 29.0 pp → adjusted: ~12 pp), indicating that the cholesterol–diabetes link is heavily confounded by age, BMI, and general health status.</w:t>
       </w:r>
     </w:p>
     <w:p>
@@ -1144,7 +1144,7 @@
           <w:i w:val="0"/>
           <w:sz w:val="22"/>
         </w:rPr>
-        <w:t>The reduction in ATE estimates from naïve to adjusted values (36.2 → 24 pp for BP; 19.2 → 13 pp for cholesterol) demonstrates that age and BMI are major confounders. These variables are also independent risk factors: adiposity drives insulin resistance directly, and age-related beta-cell decline is a primary mechanism of type-2 diabetes. Any causal model of diabetes must account for these upstream determinants.</w:t>
+        <w:t>The reduction in ATE estimates from naïve to adjusted values (38.5 → 14 pp for BP; 29.0 → 12 pp for cholesterol) demonstrates that age and BMI are major confounders — and likely independent causal risk factors in their own right. Adiposity drives insulin resistance directly, and age-related beta-cell decline is a primary mechanism of type-2 diabetes. The correlation matrix (Figure 1e) confirms that BMI (r=0.29), Age (r=0.28), and GenHlth (r=0.41) all have stronger marginal correlations with diabetes than either HighBP (r=0.38) or HighChol (r=0.29).</w:t>
       </w:r>
     </w:p>
     <w:p>
@@ -1180,7 +1180,7 @@
           <w:i w:val="0"/>
           <w:sz w:val="22"/>
         </w:rPr>
-        <w:t>The causal analyses (R: MatchIt, lm, IPW) provide robust evidence that both high blood pressure (ATE ≈ +24 pp) and high cholesterol (ATE ≈ +13 pp) causally increase diabetes risk, even after controlling for major confounders. These results suggest that population-level interventions targeting hypertension and dyslipidaemia — alongside weight management and physical activity promotion — could meaningfully reduce diabetes incidence. The consistency of estimates across three methodologically distinct causal inference approaches (regression adjustment, IPW, PSM) strengthens the credibility of these conclusions.</w:t>
+        <w:t>The causal analyses (R: MatchIt, lm, IPW) provide robust evidence that both high blood pressure (IPW/PSM ATE ≈ +14–15 pp) and high cholesterol (IPW/PSM ATE ≈ +12 pp) causally increase diabetes risk, even after controlling for age, BMI, sex, and lifestyle confounders. The large reduction from naïve to adjusted estimates (38.5 → 14 pp for BP; 29.0 → 12 pp for cholesterol) highlights the critical importance of causal adjustment — raw associations substantially overstate the direct causal effects. Population-level interventions targeting hypertension and dyslipidaemia, alongside BMI reduction and physical activity promotion, could meaningfully reduce diabetes incidence. The close agreement between IPW and PSM estimates for both treatments strengthens the credibility of these conclusions.</w:t>
       </w:r>
     </w:p>
     <w:p>

--- a/Student_Name_Submission.docx
+++ b/Student_Name_Submission.docx
@@ -344,7 +344,7 @@
           <w:i w:val="0"/>
           <w:sz w:val="22"/>
         </w:rPr>
-        <w:t>To estimate the causal effect of High Blood Pressure (HighBP = 1 vs. 0) on diabetes status, three causal inference methods were applied after identifying a set of confounders based on a causal directed acyclic graph (DAG). The confounders adjusted for are: Age, BMI, Sex, Education, Income, Smoker, PhysActivity, Fruits, Veggies, HvyAlcoholConsump, HeartDiseaseorAttack, and GenHlth — variables that plausibly affect both blood pressure and diabetes risk.</w:t>
+        <w:t>To estimate the causal effect of High Blood Pressure (HighBP = 1 vs. 0) on diabetes status, three causal inference methods were applied after identifying a set of confounders based on a causal directed acyclic graph (DAG). The confounders adjusted for are: Age, BMI, Sex, Smoker, PhysActivity, Fruits, Veggies, HvyAlcoholConsump, HeartDiseaseorAttack, and GenHlth (10 variables) — selected based on a causal DAG as variables that plausibly affect both blood pressure and diabetes risk. Note: Education and Income are absent from this dataset version.</w:t>
       </w:r>
     </w:p>
     <w:p>
@@ -745,7 +745,7 @@
           <w:i w:val="0"/>
           <w:sz w:val="22"/>
         </w:rPr>
-        <w:t>The same three methods were applied to estimate the causal effect of High Cholesterol (HighChol = 1 vs. 0) on diabetes, controlling for the same set of 12 confounders.</w:t>
+        <w:t>The same three methods were applied to estimate the causal effect of High Cholesterol (HighChol = 1 vs. 0) on diabetes, controlling for the same set of 10 confounders.</w:t>
       </w:r>
     </w:p>
     <w:p>
@@ -1108,7 +1108,7 @@
           <w:i w:val="0"/>
           <w:sz w:val="22"/>
         </w:rPr>
-        <w:t>After adjusting for age, BMI, sex, and lifestyle confounders, high BP has a causal ATE of ~+14–15 pp on diabetes probability — the largest single risk factor examined. The naïve estimate of 38.5 pp was inflated by confounding; after adjustment via IPW and PSM the estimate stabilises at ~14 pp. Hypertension and diabetes share mechanistic pathways including insulin resistance, oxidative stress, and sympathetic nervous system activation, lending biological credibility to this finding. Controlling hypertension may therefore reduce diabetes incidence.</w:t>
+        <w:t>After adjusting for age, BMI, sex, and 7 lifestyle/health confounders, high BP has a causal ATE of ~+14–15 pp on diabetes probability — the largest single risk factor examined. The naïve estimate of 38.5 pp was inflated by confounding; after adjustment via IPW and PSM the estimate stabilises at ~14 pp. Hypertension and diabetes share mechanistic pathways including insulin resistance, oxidative stress, and sympathetic nervous system activation, lending biological credibility to this finding. Controlling hypertension may therefore reduce diabetes incidence.</w:t>
       </w:r>
     </w:p>
     <w:p>
